--- a/tools/myCustomBlockly/iMi/CloudEspGps/ESP32CloudGps規劃.docx
+++ b/tools/myCustomBlockly/iMi/CloudEspGps/ESP32CloudGps規劃.docx
@@ -950,6 +950,20 @@
       </w:r>
       <w:r>
         <w:rPr>
+          <w:color w:val="538135" w:themeColor="accent6" w:themeShade="BF"/>
+          <w:sz w:val="20"/>
+          <w:szCs w:val="20"/>
+        </w:rPr>
+        <w:t>\</w:t>
+      </w:r>
+      <w:r>
+        <w:rPr>
+          <w:color w:val="538135" w:themeColor="accent6" w:themeShade="BF"/>
+        </w:rPr>
+        <w:t xml:space="preserve"> </w:t>
+      </w:r>
+      <w:r>
+        <w:rPr>
           <w:color w:val="FF0000"/>
           <w:sz w:val="18"/>
           <w:szCs w:val="16"/>
@@ -987,6 +1001,7 @@
             <w:r>
               <w:rPr>
                 <w:rFonts w:ascii="Arial Unicode MS" w:hAnsi="Arial Unicode MS"/>
+                <w:noProof/>
                 <w:color w:val="008800"/>
                 <w:sz w:val="20"/>
                 <w:szCs w:val="20"/>
@@ -2534,7 +2549,6 @@
             <w:pPr>
               <w:spacing w:line="200" w:lineRule="exact"/>
               <w:rPr>
-                <w:rFonts w:hint="eastAsia"/>
                 <w:sz w:val="20"/>
                 <w:szCs w:val="20"/>
               </w:rPr>
@@ -2963,7 +2977,6 @@
             <w:pPr>
               <w:spacing w:line="200" w:lineRule="exact"/>
               <w:rPr>
-                <w:rFonts w:hint="eastAsia"/>
                 <w:sz w:val="20"/>
                 <w:szCs w:val="20"/>
               </w:rPr>
@@ -2973,7 +2986,6 @@
             <w:pPr>
               <w:spacing w:line="200" w:lineRule="exact"/>
               <w:rPr>
-                <w:rFonts w:hint="eastAsia"/>
                 <w:sz w:val="20"/>
                 <w:szCs w:val="20"/>
               </w:rPr>
@@ -2983,7 +2995,6 @@
             <w:pPr>
               <w:spacing w:line="200" w:lineRule="exact"/>
               <w:rPr>
-                <w:rFonts w:hint="eastAsia"/>
                 <w:sz w:val="20"/>
                 <w:szCs w:val="20"/>
               </w:rPr>
@@ -3698,14 +3709,7 @@
                                       <w:rFonts w:hAnsi="Calibri" w:cs="Times New Roman"/>
                                       <w:color w:val="FFFFFF" w:themeColor="light1"/>
                                     </w:rPr>
-                                    <w:t xml:space="preserve"> </w:t>
-                                  </w:r>
-                                  <w:r>
-                                    <w:rPr>
-                                      <w:rFonts w:hAnsi="Calibri" w:cs="Times New Roman"/>
-                                      <w:color w:val="FFFFFF" w:themeColor="light1"/>
-                                    </w:rPr>
-                                    <w:t>setup</w:t>
+                                    <w:t xml:space="preserve"> setup</w:t>
                                   </w:r>
                                   <w:r>
                                     <w:rPr>
@@ -4981,9 +4985,6 @@
                                   <w:pPr>
                                     <w:pStyle w:val="Web"/>
                                     <w:spacing w:before="0" w:beforeAutospacing="0" w:after="0" w:afterAutospacing="0"/>
-                                    <w:rPr>
-                                      <w:rFonts w:hint="eastAsia"/>
-                                    </w:rPr>
                                   </w:pPr>
                                   <w:r>
                                     <w:rPr>
@@ -5822,9 +5823,6 @@
                                   <w:pPr>
                                     <w:pStyle w:val="Web"/>
                                     <w:spacing w:before="0" w:beforeAutospacing="0" w:after="0" w:afterAutospacing="0"/>
-                                    <w:rPr>
-                                      <w:rFonts w:hint="eastAsia"/>
-                                    </w:rPr>
                                   </w:pPr>
                                   <w:r>
                                     <w:rPr>

--- a/tools/myCustomBlockly/iMi/CloudEspGps/ESP32CloudGps規劃.docx
+++ b/tools/myCustomBlockly/iMi/CloudEspGps/ESP32CloudGps規劃.docx
@@ -1114,9 +1114,9 @@
               <mc:AlternateContent>
                 <mc:Choice Requires="wps">
                   <w:drawing>
-                    <wp:inline distT="0" distB="0" distL="0" distR="0" wp14:anchorId="28393FF8" wp14:editId="3B292701">
-                      <wp:extent cx="2364345" cy="703071"/>
-                      <wp:effectExtent l="19050" t="0" r="17145" b="20955"/>
+                    <wp:inline distT="0" distB="0" distL="0" distR="0" wp14:anchorId="28393FF8" wp14:editId="6AFEBE3F">
+                      <wp:extent cx="2594610" cy="811033"/>
+                      <wp:effectExtent l="19050" t="0" r="15240" b="27305"/>
                       <wp:docPr id="10" name="手繪多邊形: 圖案 9">
                         <a:extLst xmlns:a="http://schemas.openxmlformats.org/drawingml/2006/main">
                           <a:ext uri="{FF2B5EF4-FFF2-40B4-BE49-F238E27FC236}">
@@ -1132,7 +1132,7 @@
                             <wps:spPr>
                               <a:xfrm>
                                 <a:off x="0" y="0"/>
-                                <a:ext cx="2364345" cy="703071"/>
+                                <a:ext cx="2594610" cy="811033"/>
                               </a:xfrm>
                               <a:custGeom>
                                 <a:avLst/>
@@ -1492,10 +1492,10 @@
                 </mc:Choice>
                 <mc:Fallback>
                   <w:pict>
-                    <v:shape w14:anchorId="28393FF8" id="手繪多邊形: 圖案 9" o:spid="_x0000_s1028" style="width:186.15pt;height:55.35pt;visibility:visible;mso-wrap-style:square;mso-left-percent:-10001;mso-top-percent:-10001;mso-position-horizontal:absolute;mso-position-horizontal-relative:char;mso-position-vertical:absolute;mso-position-vertical-relative:line;mso-left-percent:-10001;mso-top-percent:-10001;v-text-anchor:top" coordsize="2364345,703071" o:spt="100" o:gfxdata="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" adj="-11796480,,5400" path="m200721,700767r3286,453c203932,702241,200438,703221,198617,703053r2104,-2286xm46463,v50996,,77907,32619,152989,l2314102,v17491,,31670,7201,31670,16084l2345772,80415v,3331,4314,90074,8783,197202l2355210,294353r-1366231,c922038,380872,898045,294353,852579,294353v-15595,,-28236,19099,-28236,42660l824343,507646v,23560,12641,42660,28236,42660c894864,550306,889429,647640,979435,550306r1383966,l2364274,597126v416,56580,-946,94207,-5319,94207l248498,679449v-25238,9174,-38619,14991,-45235,18557l200721,700767r-11842,-1631c154534,707593,173751,668555,151348,666420,128945,664286,175246,677336,,681019l14793,16084c14793,7201,28972,,46463,xe" fillcolor="#4472c4 [3204]" strokecolor="#1f3763 [1604]" strokeweight="1pt">
+                    <v:shape w14:anchorId="28393FF8" id="手繪多邊形: 圖案 9" o:spid="_x0000_s1028" style="width:204.3pt;height:63.85pt;visibility:visible;mso-wrap-style:square;mso-left-percent:-10001;mso-top-percent:-10001;mso-position-horizontal:absolute;mso-position-horizontal-relative:char;mso-position-vertical:absolute;mso-position-vertical-relative:line;mso-left-percent:-10001;mso-top-percent:-10001;v-text-anchor:top" coordsize="2364345,703071" o:spt="100" o:gfxdata="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" adj="-11796480,,5400" path="m200721,700767r3286,453c203932,702241,200438,703221,198617,703053r2104,-2286xm46463,v50996,,77907,32619,152989,l2314102,v17491,,31670,7201,31670,16084l2345772,80415v,3331,4314,90074,8783,197202l2355210,294353r-1366231,c922038,380872,898045,294353,852579,294353v-15595,,-28236,19099,-28236,42660l824343,507646v,23560,12641,42660,28236,42660c894864,550306,889429,647640,979435,550306r1383966,l2364274,597126v416,56580,-946,94207,-5319,94207l248498,679449v-25238,9174,-38619,14991,-45235,18557l200721,700767r-11842,-1631c154534,707593,173751,668555,151348,666420,128945,664286,175246,677336,,681019l14793,16084c14793,7201,28972,,46463,xe" fillcolor="#4472c4 [3204]" strokecolor="#1f3763 [1604]" strokeweight="1pt">
                       <v:stroke joinstyle="miter"/>
                       <v:formulas/>
-                      <v:path arrowok="t" o:connecttype="custom" o:connectlocs="200721,700767;204007,701220;198617,703053;46463,0;199452,0;2314102,0;2345772,16084;2345772,80415;2354555,277617;2355210,294353;988979,294353;852579,294353;824343,337013;824343,507646;852579,550306;979435,550306;2363401,550306;2364274,597126;2358955,691333;248498,679449;203263,698006;200721,700767;188879,699136;151348,666420;0,681019;14793,16084;46463,0" o:connectangles="0,0,0,0,0,0,0,0,0,0,0,0,0,0,0,0,0,0,0,0,0,0,0,0,0,0,0" textboxrect="0,0,2364345,703071"/>
+                      <v:path arrowok="t" o:connecttype="custom" o:connectlocs="220269,808375;223875,808898;217960,811012;50988,0;218877,0;2539474,0;2574228,18554;2574228,92763;2583867,320247;2584585,339553;1085296,339553;935612,339553;904626,388764;904626,585599;935612,634810;1074823,634810;2593574,634810;2594532,688819;2588695,797493;272699,783784;223059,805190;220269,808375;207274,806494;166088,768754;0,785595;16234,18554;50988,0" o:connectangles="0,0,0,0,0,0,0,0,0,0,0,0,0,0,0,0,0,0,0,0,0,0,0,0,0,0,0" textboxrect="0,0,2364345,703071"/>
                       <v:textbox>
                         <w:txbxContent>
                           <w:p>
@@ -3768,14 +3768,7 @@
                                 <w:rFonts w:hAnsi="Calibri" w:cs="Times New Roman"/>
                                 <w:color w:val="FFFFFF" w:themeColor="light1"/>
                               </w:rPr>
-                              <w:t xml:space="preserve"> </w:t>
-                            </w:r>
-                            <w:r>
-                              <w:rPr>
-                                <w:rFonts w:hAnsi="Calibri" w:cs="Times New Roman"/>
-                                <w:color w:val="FFFFFF" w:themeColor="light1"/>
-                              </w:rPr>
-                              <w:t>setup</w:t>
+                              <w:t xml:space="preserve"> setup</w:t>
                             </w:r>
                             <w:r>
                               <w:rPr>
@@ -5093,9 +5086,6 @@
                             <w:pPr>
                               <w:pStyle w:val="Web"/>
                               <w:spacing w:before="0" w:beforeAutospacing="0" w:after="0" w:afterAutospacing="0"/>
-                              <w:rPr>
-                                <w:rFonts w:hint="eastAsia"/>
-                              </w:rPr>
                             </w:pPr>
                             <w:r>
                               <w:rPr>
@@ -5891,9 +5881,6 @@
                             <w:pPr>
                               <w:pStyle w:val="Web"/>
                               <w:spacing w:before="0" w:beforeAutospacing="0" w:after="0" w:afterAutospacing="0"/>
-                              <w:rPr>
-                                <w:rFonts w:hint="eastAsia"/>
-                              </w:rPr>
                             </w:pPr>
                             <w:r>
                               <w:rPr>
@@ -5988,6 +5975,20 @@
                 <w:szCs w:val="20"/>
               </w:rPr>
               <w:t>coordinates = {Lats[carX][carY], Longs[carX][carY]};</w:t>
+            </w:r>
+            <w:r>
+              <w:rPr>
+                <w:sz w:val="20"/>
+                <w:szCs w:val="20"/>
+              </w:rPr>
+              <w:t>\n</w:t>
+            </w:r>
+            <w:r>
+              <w:rPr>
+                <w:sz w:val="20"/>
+                <w:szCs w:val="20"/>
+              </w:rPr>
+              <w:t>}</w:t>
             </w:r>
             <w:r>
               <w:rPr>
